--- a/output/CM2121_Test_Log.docx
+++ b/output/CM2121_Test_Log.docx
@@ -125,7 +125,7 @@
           <w:color w:val="3C3C3C"/>
           <w:sz w:val="24"/>
         </w:rPr>
-        <w:t>[ID Placeholder]</w:t>
+        <w:t>2506116</w:t>
       </w:r>
     </w:p>
     <w:p>
